--- a/docs/데이터분석_웹페이지(앰플리튜드)_수정본.docx
+++ b/docs/데이터분석_웹페이지(앰플리튜드)_수정본.docx
@@ -4550,7 +4550,7 @@
                 <w:highlight w:val="yellow"/>
                 <w:rtl w:val="0"/>
               </w:rPr>
-              <w:t>4,413</w:t>
+              <w:t>4,415</w:t>
             </w:r>
           </w:p>
         </w:tc>
@@ -4786,7 +4786,7 @@
                 <w:highlight w:val="yellow"/>
                 <w:rtl w:val="0"/>
               </w:rPr>
-              <w:t>1,441</w:t>
+              <w:t>1,442</w:t>
             </w:r>
           </w:p>
         </w:tc>
@@ -5022,7 +5022,7 @@
                 <w:highlight w:val="yellow"/>
                 <w:rtl w:val="0"/>
               </w:rPr>
-              <w:t>2,027</w:t>
+              <w:t>2,028</w:t>
             </w:r>
           </w:p>
         </w:tc>
@@ -9068,7 +9068,7 @@
                 <w:szCs w:val="17"/>
                 <w:rtl w:val="0"/>
               </w:rPr>
-              <w:t>4,413</w:t>
+              <w:t>4,415</w:t>
             </w:r>
           </w:p>
         </w:tc>
@@ -9343,7 +9343,7 @@
                 <w:szCs w:val="17"/>
                 <w:rtl w:val="0"/>
               </w:rPr>
-              <w:t>1,441</w:t>
+              <w:t>1,442</w:t>
             </w:r>
           </w:p>
         </w:tc>
@@ -9615,7 +9615,7 @@
                 <w:szCs w:val="17"/>
                 <w:rtl w:val="0"/>
               </w:rPr>
-              <w:t>2,027</w:t>
+              <w:t>2,028</w:t>
             </w:r>
           </w:p>
         </w:tc>
@@ -10191,7 +10191,7 @@
           <w:rFonts w:ascii="Arial Unicode MS" w:cs="Arial Unicode MS" w:eastAsia="Arial Unicode MS" w:hAnsi="Arial Unicode MS"/>
           <w:rtl w:val="0"/>
         </w:rPr>
-        <w:t>family_taste는 링크클릭 4,197로 클릭 2위였고 랜딩에도 2,027명이 도착했다. 그런데 예약 버튼을 누른 사람은 11명, 세 소재 중 꼴찌다. 유도율 0.54%로 business_taste(1.45%)의 37% 수준이다.</w:t>
+        <w:t>family_taste는 링크클릭 4,197로 클릭 2위였고 랜딩에도 2,028명이 도착했다. 그런데 예약 버튼을 누른 사람은 11명, 세 소재 중 꼴찌다. 유도율 0.54%로 business_taste(1.45%)의 37% 수준이다.</w:t>
       </w:r>
     </w:p>
     <w:tbl>
@@ -11360,7 +11360,7 @@
           <w:rFonts w:ascii="Arial Unicode MS" w:cs="Arial Unicode MS" w:eastAsia="Arial Unicode MS" w:hAnsi="Arial Unicode MS"/>
           <w:rtl w:val="0"/>
         </w:rPr>
-        <w:t>예산이 가장 적었고(₫1.5M) 방문도 가장 적다(1,441명). 그런데 유도율은 0.83%로 2위이고, 유도당 비용도 ₫124,832로 family_taste(₫238,690)의 절반 수준이다. 예산이 적어 노출이 제한된 상태에서 나온 성과라 증액 시 효율 유지 여부는 알 수 없다 — 예산을 뺄 대상이 아니라 검증할 대상이다.</w:t>
+        <w:t>예산이 가장 적었고(₫1.5M) 방문도 가장 적다(1,442명). 그런데 유도율은 0.83%로 2위이고, 유도당 비용도 ₫124,832로 family_taste(₫238,690)의 절반 수준이다. 예산이 적어 노출이 제한된 상태에서 나온 성과라 증액 시 효율 유지 여부는 알 수 없다 — 예산을 뺄 대상이 아니라 검증할 대상이다.</w:t>
       </w:r>
     </w:p>
     <w:p>
@@ -11593,7 +11593,7 @@
           <w:szCs w:val="17"/>
           <w:rtl w:val="0"/>
         </w:rPr>
-        <w:t>· 전체 유도율 1.11%는 고유 방문자 8,084명 기준이다. 소재별 방문 합계(8,211)는 여러 소재로 재유입한 사용자가 중복 계산되므로 총계 분모로 쓰지 않는다.</w:t>
+        <w:t>· 전체 유도율 1.11%는 고유 방문자 8,084명 기준이다. 소재별 방문 합계(8,217)는 여러 소재로 재유입한 사용자가 중복 계산되므로 총계 분모로 쓰지 않는다.</w:t>
       </w:r>
     </w:p>
     <w:p>
